--- a/templates/power_of_attorney_template.docx
+++ b/templates/power_of_attorney_template.docx
@@ -17,6 +17,24 @@
           <w:rFonts w:ascii="黑体" w:hAnsi="黑体" w:eastAsia="黑体"/>
         </w:rPr>
         <w:t>民 事 授 权 委 托 书</w:t>
+      </w:r>
+    </w:p>
+    <w:p/>
+    <w:p>
+      <w:pPr>
+        <w:spacing w:line="560" w:lineRule="exact" w:before="0" w:after="80"/>
+        <w:ind w:firstLine="0"/>
+        <w:jc w:val="both"/>
+      </w:pPr>
+      <w:r>
+        <w:rPr>
+          <w:rFonts w:ascii="仿宋" w:hAnsi="仿宋"/>
+          <w:b w:val="0"/>
+          <w:color w:val="000000"/>
+          <w:sz w:val="28"/>
+          <w:rFonts w:ascii="仿宋" w:hAnsi="仿宋" w:eastAsia="仿宋"/>
+        </w:rPr>
+        <w:t>致：{{ court_name }}</w:t>
       </w:r>
     </w:p>
     <w:p/>
@@ -123,7 +141,32 @@
           <w:sz w:val="28"/>
           <w:rFonts w:ascii="仿宋" w:hAnsi="仿宋" w:eastAsia="仿宋"/>
         </w:rPr>
-        <w:t>{{ authorization_scope }}</w:t>
+        <w:t>□一般代理 □特别授权</w:t>
+      </w:r>
+    </w:p>
+    <w:p>
+      <w:pPr>
+        <w:spacing w:line="560" w:lineRule="exact" w:before="0" w:after="80"/>
+        <w:ind w:firstLine="560"/>
+        <w:jc w:val="both"/>
+      </w:pPr>
+      <w:r>
+        <w:rPr>
+          <w:rFonts w:ascii="仿宋" w:hAnsi="仿宋"/>
+          <w:b w:val="0"/>
+          <w:color w:val="000000"/>
+          <w:sz w:val="28"/>
+          <w:rFonts w:ascii="仿宋" w:hAnsi="仿宋" w:eastAsia="仿宋"/>
+        </w:rPr>
+        <w:t>特别授权事项（勾选适用）：</w:t>
+        <w:br/>
+        <w:t>□ 代为承认、放弃、变更诉讼请求</w:t>
+        <w:br/>
+        <w:t>□ 进行和解</w:t>
+        <w:br/>
+        <w:t>□ 提起反诉或上诉</w:t>
+        <w:br/>
+        <w:t>其他授权：{{ authorization_scope }}</w:t>
       </w:r>
     </w:p>
     <w:p>
